--- a/salida/justificacion/Justificacion del BOM.docx
+++ b/salida/justificacion/Justificacion del BOM.docx
@@ -755,7 +755,7 @@
           <w:sz w:val="16"/>
           <w:szCs w:val="16"/>
         </w:rPr>
-        <w:t xml:space="preserve">Cada renglón tiene la cantidad en su propia unidad (UM) y, cuando corresponde, la densidad, el volumen y la masa. La masa de un producto o subconjunto es la suma de la masa total de los renglones que tiene debajo; las piezas compradas sin masa declarada (manómetro, tornillos, internos de válvula) no suman.</w:t>
+        <w:t xml:space="preserve">Cada renglón tiene la cantidad en su propia unidad (UM) y, cuando corresponde, la densidad, el volumen total y la masa. El volumen y la masa total son los de la cantidad del renglón; la masa unitaria es la de una unidad (1 u, 1 kg o 1 L). La masa de un producto o subconjunto es la suma de la masa total de los renglones que tiene debajo; las piezas compradas sin masa declarada (manómetro, tornillos, internos de válvula) no suman.</w:t>
       </w:r>
     </w:p>
     <w:tbl>
@@ -918,7 +918,7 @@
                 <w:sz w:val="14"/>
                 <w:szCs w:val="14"/>
               </w:rPr>
-              <w:t xml:space="preserve">Volumen (L)</w:t>
+              <w:t xml:space="preserve">Volumen total (L)</w:t>
             </w:r>
           </w:p>
         </w:tc>
@@ -1090,7 +1090,7 @@
                 <w:sz w:val="14"/>
                 <w:szCs w:val="14"/>
               </w:rPr>
-              <w:t xml:space="preserve">Volumen del sólido = masa ÷ densidad</w:t>
+              <w:t xml:space="preserve">Volumen del sólido (masa ÷ densidad) × cantidad</w:t>
             </w:r>
           </w:p>
         </w:tc>
@@ -1260,7 +1260,7 @@
                 <w:sz w:val="14"/>
                 <w:szCs w:val="14"/>
               </w:rPr>
-              <w:t xml:space="preserve">Lo que ocupa: masa ÷ densidad</w:t>
+              <w:t xml:space="preserve">Lo que ocupa la carga: masa ÷ densidad</w:t>
             </w:r>
           </w:p>
         </w:tc>
@@ -1430,7 +1430,7 @@
                 <w:sz w:val="14"/>
                 <w:szCs w:val="14"/>
               </w:rPr>
-              <w:t xml:space="preserve">1 L por litro</w:t>
+              <w:t xml:space="preserve">Los litros de carga</w:t>
             </w:r>
           </w:p>
         </w:tc>
@@ -1600,7 +1600,7 @@
                 <w:sz w:val="14"/>
                 <w:szCs w:val="14"/>
               </w:rPr>
-              <w:t xml:space="preserve">Capacidad del cilindro por kg</w:t>
+              <w:t xml:space="preserve">Capacidad del cilindro: carga ÷ relación de llenado</w:t>
             </w:r>
           </w:p>
         </w:tc>
@@ -1770,7 +1770,7 @@
                 <w:sz w:val="14"/>
                 <w:szCs w:val="14"/>
               </w:rPr>
-              <w:t xml:space="preserve">Litros normales por kg</w:t>
+              <w:t xml:space="preserve">Litros normales de la carga (lo que ocuparía el gas a 0 °C y 1 atm)</w:t>
             </w:r>
           </w:p>
         </w:tc>

--- a/salida/justificacion/Justificacion del BOM.docx
+++ b/salida/justificacion/Justificacion del BOM.docx
@@ -698,7 +698,7 @@
                 <w:sz w:val="14"/>
                 <w:szCs w:val="14"/>
               </w:rPr>
-              <w:t xml:space="preserve">12 de 17 modelos están a ±5 % de su referencia y 10 la tienen dentro de su banda de tolerancia. Los demás se explican en la sección 7.</w:t>
+              <w:t xml:space="preserve">11 de 17 modelos están a ±5 % de su referencia y 10 la tienen dentro de su banda de tolerancia. Los demás se explican en la sección 7.</w:t>
             </w:r>
           </w:p>
         </w:tc>
@@ -31308,7 +31308,7 @@
                 <w:sz w:val="14"/>
                 <w:szCs w:val="14"/>
               </w:rPr>
-              <w:t xml:space="preserve">0,518 ±6,9 %</w:t>
+              <w:t xml:space="preserve">1,238 ±4,8 %</w:t>
             </w:r>
           </w:p>
         </w:tc>
@@ -31536,7 +31536,7 @@
                 <w:sz w:val="14"/>
                 <w:szCs w:val="14"/>
               </w:rPr>
-              <w:t xml:space="preserve">1,781 ±3,3 %</w:t>
+              <w:t xml:space="preserve">2,696 ±3,2 %</w:t>
             </w:r>
           </w:p>
         </w:tc>
@@ -31764,7 +31764,7 @@
                 <w:sz w:val="14"/>
                 <w:szCs w:val="14"/>
               </w:rPr>
-              <w:t xml:space="preserve">1,834 ±3,3 %</w:t>
+              <w:t xml:space="preserve">2,841 ±3,3 %</w:t>
             </w:r>
           </w:p>
         </w:tc>
@@ -31992,7 +31992,7 @@
                 <w:sz w:val="14"/>
                 <w:szCs w:val="14"/>
               </w:rPr>
-              <w:t xml:space="preserve">1,886 ±3,4 %</w:t>
+              <w:t xml:space="preserve">3,133 ±3,3 %</w:t>
             </w:r>
           </w:p>
         </w:tc>
@@ -34725,7 +34725,7 @@
                 <w:sz w:val="14"/>
                 <w:szCs w:val="14"/>
               </w:rPr>
-              <w:t xml:space="preserve">55,76</w:t>
+              <w:t xml:space="preserve">56,48</w:t>
             </w:r>
           </w:p>
         </w:tc>
@@ -34756,7 +34756,7 @@
                 <w:sz w:val="14"/>
                 <w:szCs w:val="14"/>
               </w:rPr>
-              <w:t xml:space="preserve">53,58 – 57,96</w:t>
+              <w:t xml:space="preserve">54,27 – 58,71</w:t>
             </w:r>
           </w:p>
         </w:tc>
@@ -34820,7 +34820,7 @@
                 <w:sz w:val="14"/>
                 <w:szCs w:val="14"/>
               </w:rPr>
-              <w:t xml:space="preserve">+4,8 %</w:t>
+              <w:t xml:space="preserve">+6,2 %</w:t>
             </w:r>
           </w:p>
         </w:tc>
@@ -34982,7 +34982,7 @@
                 <w:sz w:val="14"/>
                 <w:szCs w:val="14"/>
               </w:rPr>
-              <w:t xml:space="preserve">95,03</w:t>
+              <w:t xml:space="preserve">95,94</w:t>
             </w:r>
           </w:p>
         </w:tc>
@@ -35013,7 +35013,7 @@
                 <w:sz w:val="14"/>
                 <w:szCs w:val="14"/>
               </w:rPr>
-              <w:t xml:space="preserve">91,5 – 98,59</w:t>
+              <w:t xml:space="preserve">92,38 – 99,53</w:t>
             </w:r>
           </w:p>
         </w:tc>
@@ -35077,7 +35077,7 @@
                 <w:sz w:val="14"/>
                 <w:szCs w:val="14"/>
               </w:rPr>
-              <w:t xml:space="preserve">+1,1 %</w:t>
+              <w:t xml:space="preserve">+2,1 %</w:t>
             </w:r>
           </w:p>
         </w:tc>
@@ -35239,7 +35239,7 @@
                 <w:sz w:val="14"/>
                 <w:szCs w:val="14"/>
               </w:rPr>
-              <w:t xml:space="preserve">139,67</w:t>
+              <w:t xml:space="preserve">140,67</w:t>
             </w:r>
           </w:p>
         </w:tc>
@@ -35270,7 +35270,7 @@
                 <w:sz w:val="14"/>
                 <w:szCs w:val="14"/>
               </w:rPr>
-              <w:t xml:space="preserve">135,23 – 144,12</w:t>
+              <w:t xml:space="preserve">136,21 – 145,16</w:t>
             </w:r>
           </w:p>
         </w:tc>
@@ -35334,7 +35334,7 @@
                 <w:sz w:val="14"/>
                 <w:szCs w:val="14"/>
               </w:rPr>
-              <w:t xml:space="preserve">−0,2 %</w:t>
+              <w:t xml:space="preserve">+0,5 %</w:t>
             </w:r>
           </w:p>
         </w:tc>
@@ -35496,7 +35496,7 @@
                 <w:sz w:val="14"/>
                 <w:szCs w:val="14"/>
               </w:rPr>
-              <w:t xml:space="preserve">186,17</w:t>
+              <w:t xml:space="preserve">187,42</w:t>
             </w:r>
           </w:p>
         </w:tc>
@@ -35527,7 +35527,7 @@
                 <w:sz w:val="14"/>
                 <w:szCs w:val="14"/>
               </w:rPr>
-              <w:t xml:space="preserve">180,11 – 192,27</w:t>
+              <w:t xml:space="preserve">181,32 – 193,56</w:t>
             </w:r>
           </w:p>
         </w:tc>
@@ -35591,7 +35591,7 @@
                 <w:sz w:val="14"/>
                 <w:szCs w:val="14"/>
               </w:rPr>
-              <w:t xml:space="preserve">−0,8 %</w:t>
+              <w:t xml:space="preserve">−0,1 %</w:t>
             </w:r>
           </w:p>
         </w:tc>
@@ -38091,7 +38091,26 @@
           <w:sz w:val="17"/>
           <w:szCs w:val="17"/>
         </w:rPr>
-        <w:t xml:space="preserve">ABC 70 kg, −0,2 % contra la ficha Georgia (140 kg, F24). El catálogo (125 kg) no es compatible con el recipiente Ø390 × 4,75 del proceso FLAMA de carros.</w:t>
+        <w:t xml:space="preserve">ABC 25 kg, +6,2 % contra el plano Fadesa (53,2 kg) y +2,7 % contra el catálogo (55 kg). El plano Fadesa no desglosa la masa; el BOM lleva el carro del proceso FLAMA y el caño de pesca de acero SAE 1010 (IRAM 3550 3.6 y 4.10), 0,72 kg más que uno de PVC. Se confirma pesando el primer lote.</w:t>
+      </w:r>
+    </w:p>
+    <w:p>
+      <w:pPr>
+        <w:pStyle w:val="ListParagraph"/>
+        <w:numPr>
+          <w:ilvl w:val="0"/>
+          <w:numId w:val="2"/>
+        </w:numPr>
+        <w:spacing w:after="30" w:before="0"/>
+      </w:pPr>
+      <w:r>
+        <w:rPr>
+          <w:rFonts w:ascii="Arial" w:cs="Arial" w:eastAsia="Arial" w:hAnsi="Arial"/>
+          <w:color w:val="000000"/>
+          <w:sz w:val="17"/>
+          <w:szCs w:val="17"/>
+        </w:rPr>
+        <w:t xml:space="preserve">ABC 70 kg, +0,5 % contra la ficha Georgia (140 kg, F24). El catálogo (125 kg) no es compatible con el recipiente Ø390 × 4,75 del proceso FLAMA de carros.</w:t>
       </w:r>
     </w:p>
     <w:p>
